--- a/docs/cherny-kanal-gajd.docx
+++ b/docs/cherny-kanal-gajd.docx
@@ -55,7 +55,7 @@
         <w:pStyle w:val="List"/>
       </w:pPr>
       <w:r>
-        <w:t xml:space="preserve">ПКМ по телефону: чат, радар, рынок, сеть. Шифт+ПКМ — авиарежим, тебя нет в эфире.</w:t>
+        <w:t xml:space="preserve">ПКМ по телефону: чат, радар, рынок, сеть. Шифт+ПКМ — авиарежим, тебя нет в эфире. Строка ввода сразу в фокусе: клавиша инвентаря печатает букву, меню закрывает Escape.</w:t>
       </w:r>
     </w:p>
     <w:p>
@@ -71,15 +71,15 @@
         <w:pStyle w:val="List"/>
       </w:pPr>
       <w:r>
-        <w:t xml:space="preserve">Позывной выдаётся сам, вида ghost-fox-42. Сменить: /bc sethandle имя</w:t>
-      </w:r>
-    </w:p>
-    <w:p>
-      <w:pPr>
-        <w:pStyle w:val="List"/>
-      </w:pPr>
-      <w:r>
-        <w:t xml:space="preserve">Хэш-коины — внутриигровая валюта. ПКМ кладёт стопку в кошелёк, шифт+ПКМ снимает до 16. Заряженная стойка чеканит монеты сама.</w:t>
+        <w:t xml:space="preserve">Позывной выдаётся сам, вида ghost-fox-42. Командой его не выбрать. Новая SIM сжигает старый и выдаёт другой случайный.</w:t>
+      </w:r>
+    </w:p>
+    <w:p>
+      <w:pPr>
+        <w:pStyle w:val="List"/>
+      </w:pPr>
+      <w:r>
+        <w:t xml:space="preserve">Коряжма-коины — внутриигровая валюта. ПКМ кладёт стопку в кошелёк, шифт+ПКМ снимает до 16. Заряженная стойка чеканит монеты: одна выплата на владельца в 96 блоках, дальняя база чеканит отдельно.</w:t>
       </w:r>
     </w:p>
     <w:p>
@@ -271,7 +271,7 @@
         <w:pStyle w:val="Normal"/>
       </w:pPr>
       <w:r>
-        <w:t xml:space="preserve">Телефон видит на 52 блока, ноутбук на 110. Своя тарелка в 128 блоках добавляет ещё 80. На радаре до 32 точек.</w:t>
+        <w:t xml:space="preserve">Телефон видит на 52 блока, ноутбук на 110. Берётся большее, они не складываются. Своя или отрядная тарелка в 128 блоках добавляет ещё 80, и тоже один раз. Чужая тарелка дальность не растит. На радаре до 32 точек. Разряженная батарея гасит и твой радар, и твою отметку. Второй прибор с зарядом считается живым.</w:t>
       </w:r>
     </w:p>
     <w:p>
@@ -303,7 +303,7 @@
         <w:pStyle w:val="List"/>
       </w:pPr>
       <w:r>
-        <w:t xml:space="preserve">Кнопка меток включает маленький радар в углу экрана, когда меню закрыто. Шифт+ПКМ по ноутбуку делает то же самое.</w:t>
+        <w:t xml:space="preserve">Кнопка меток включает маленький радар в углу экрана, когда меню закрыто. Дальность не растит. Шифт+ПКМ по ноутбуку делает то же самое.</w:t>
       </w:r>
     </w:p>
     <w:p>
@@ -319,7 +319,7 @@
         <w:pStyle w:val="Normal"/>
       </w:pPr>
       <w:r>
-        <w:t xml:space="preserve">Покупается за хэш-коины из кошелька, не за изумруды. Предмет падает в инвентарь.</w:t>
+        <w:t xml:space="preserve">Покупается за коряжма-коины из кошелька, не за изумруды. Предмет падает в инвентарь. Наведи на кнопку: цена не обрезается.</w:t>
       </w:r>
     </w:p>
     <w:p>
@@ -455,7 +455,7 @@
         <w:pStyle w:val="List"/>
       </w:pPr>
       <w:r>
-        <w:t xml:space="preserve">Погрешность: 8 блоков без VPN, плюс 50 за каждый уровень VPN. Старая отметка добавляет ещё 40. Своя тарелка в 128 блоках ужимает погрешность примерно наполовину, но не ниже 3. Эксплойт в инвентаре ужимает ещё и реже даёт промах.</w:t>
+        <w:t xml:space="preserve">Погрешность по умолчанию: 8 блоков без VPN, плюс 50 за каждый уровень VPN. Это почти GPS, не район. В конфиге traceBaseError и traceVpnError, потолок 2000. Старая отметка добавляет ещё 40. Своя тарелка в 128 блоках ужимает погрешность примерно наполовину, но не ниже 3. Эксплойт в инвентаре ужимает ещё и реже даёт промах.</w:t>
       </w:r>
     </w:p>
     <w:p>
@@ -631,7 +631,7 @@
         <w:pStyle w:val="Normal"/>
       </w:pPr>
       <w:r>
-        <w:t xml:space="preserve">Ищет дрон Superb Warfare в 64 блоках, у которого есть живой оператор. Стойка не нужна, ноутбук нужен. Погрешность около 30–41 блока. Перезарядка общая со TRACE. Если у оператора IDS, он получает пеленг.</w:t>
+        <w:t xml:space="preserve">Ищет дрон Superb Warfare или продвинутый дрон EW в 96 блоках и читает оператора с пульта. Стойка не нужна, ноутбук нужен. Если дрона нет, так и пишет. Если дрон есть, а пульт не читается, это отдельная фраза, не «нет дрона». Погрешность около 30–41 блока. Перезарядка общая со TRACE. Если у оператора IDS, он получает пеленг.</w:t>
       </w:r>
     </w:p>
     <w:p>
@@ -671,7 +671,7 @@
         <w:pStyle w:val="List"/>
       </w:pPr>
       <w:r>
-        <w:t xml:space="preserve">SELL ITEM продаёт один предмет из основной руки. По умолчанию 12, тоже через $число. Телефон и ноутбук продать нельзя.</w:t>
+        <w:t xml:space="preserve">SELL ITEM продаёт предмет из второй руки, иначе первый не-прибор из хотбара. Ноутбук может оставаться в основной руке. По умолчанию 12, тоже через $число. Телефон и ноутбук продать нельзя.</w:t>
       </w:r>
     </w:p>
     <w:p>
@@ -759,7 +759,7 @@
         <w:pStyle w:val="Normal"/>
       </w:pPr>
       <w:r>
-        <w:t xml:space="preserve">Держит тёмный канал в 72 блоках для владельца и для тех, у кого тот же код отряда. Пока заряжена и у неё есть владелец, раз в минуту кладёт ему 4 хэш-коина, пока кошелёк не упрётся в 5000.</w:t>
+        <w:t xml:space="preserve">Держит тёмный канал в 72 блоках для владельца и для тех, у кого тот же код отряда. Пока заряжена и у неё есть владелец, раз в минуту кладёт ему 4 коряжма-коина, пока кошелёк не упрётся в 5000. В радиусе rackMintRange, по умолчанию 96, платит только одна стойка. База дальше этого радиуса чеканит свою монету отдельно.</w:t>
       </w:r>
     </w:p>
     <w:p>
@@ -951,7 +951,7 @@
         <w:pStyle w:val="List"/>
       </w:pPr>
       <w:r>
-        <w:t xml:space="preserve">Хэш-коин — ПКМ вносит всю стопку. Шифт+ПКМ снимает до 16. Крафт из золотого слитка дорогой специально: нормальный доход — стойка.</w:t>
+        <w:t xml:space="preserve">Коряжма-коин — ПКМ вносит всю стопку. Шифт+ПКМ снимает до 16. Крафт из золотого слитка дорогой специально: нормальный доход — стойка. Внутренний id предмета по-прежнему hashcoin, старые стаки не пропадают.</w:t>
       </w:r>
     </w:p>
     <w:p>
@@ -1391,7 +1391,7 @@
         <w:pStyle w:val="List"/>
       </w:pPr>
       <w:r>
-        <w:t xml:space="preserve">Хэш-коин: редстоун, золотой слиток, редстоун.</w:t>
+        <w:t xml:space="preserve">Коряжма-коин: редстоун, золотой слиток, редстоун.</w:t>
       </w:r>
     </w:p>
     <w:p>
@@ -1495,7 +1495,7 @@
         <w:pStyle w:val="List"/>
       </w:pPr>
       <w:r>
-        <w:t xml:space="preserve">/bc sethandle имя — новый позывной. От 3 символов, латиница, цифры, _ и -, до 32. Занятый не взять.</w:t>
+        <w:t xml:space="preserve">Позывной командой не ставится. Это было бесплатное сжигание, его убрали. Новый случайный позывной даёт SIM или WIPE.</w:t>
       </w:r>
     </w:p>
     <w:p>
@@ -1751,7 +1751,7 @@
         <w:pStyle w:val="List"/>
       </w:pPr>
       <w:r>
-        <w:t xml:space="preserve">Погрешность TRACE: 8 + 50 за уровень VPN. Тарелка ужимает, старая отметка раздувает на 40.</w:t>
+        <w:t xml:space="preserve">Погрешность TRACE: traceBaseError + traceVpnError за уровень VPN. Пока 8 и 50. Тарелка ужимает, старая отметка раздувает на 40.</w:t>
       </w:r>
     </w:p>
     <w:p>
@@ -1791,7 +1791,7 @@
         <w:pStyle w:val="List"/>
       </w:pPr>
       <w:r>
-        <w:t xml:space="preserve">«Нет дрона» — в 64 блоках нет дрона Superb Warfare с живым оператором, или крючок дронов выключен.</w:t>
+        <w:t xml:space="preserve">«В 96 блоках нет дрона» — рядом нет дрона, или крючок дронов выключен. «Пульт не читается» — дрон есть, но оператор не прочитался: подойди ближе или сядь за монитор.</w:t>
       </w:r>
     </w:p>
     <w:p>

--- a/docs/cherny-kanal-gajd.docx
+++ b/docs/cherny-kanal-gajd.docx
@@ -271,7 +271,7 @@
         <w:pStyle w:val="Normal"/>
       </w:pPr>
       <w:r>
-        <w:t xml:space="preserve">Телефон видит на 52 блока, ноутбук на 110. Берётся большее, они не складываются. Своя или отрядная тарелка в 128 блоках добавляет ещё 80, и тоже один раз. Чужая тарелка дальность не растит. На радаре до 32 точек. Разряженная батарея гасит и твой радар, и твою отметку. Второй прибор с зарядом считается живым.</w:t>
+        <w:t xml:space="preserve">Телефон видит игроков на 52 блока, ноутбук на 110. Берётся большее, они не складываются. Своя или отрядная тарелка добавляет dishRadarBonus, по умолчанию 80, и один раз. Чужая тарелка дальность не растит. Стойки, тарелки, глушилки, клетки, рации EW и радары Ballistix видны дальше: structureRadar 360 с ноутбука, 180 с телефона. Игроков это не удлиняет. Глушилка и клетка гасят стойку внутри сферы: нет канала, нет чекана. Разряженная батарея гасит и твой радар, и твою отметку.</w:t>
       </w:r>
     </w:p>
     <w:p>
@@ -455,7 +455,7 @@
         <w:pStyle w:val="List"/>
       </w:pPr>
       <w:r>
-        <w:t xml:space="preserve">Погрешность по умолчанию: 8 блоков без VPN, плюс 50 за каждый уровень VPN. Это почти GPS, не район. В конфиге traceBaseError и traceVpnError, потолок 2000. Старая отметка добавляет ещё 40. Своя тарелка в 128 блоках ужимает погрешность примерно наполовину, но не ниже 3. Эксплойт в инвентаре ужимает ещё и реже даёт промах.</w:t>
+        <w:t xml:space="preserve">Погрешность по умолчанию: 500 блоков без VPN, плюс 50 за каждый уровень VPN. Это намёк на биом, не дом. Ключ конфига traceScatter. Старый traceBaseError больше не читается. Старая отметка добавляет traceStaleError, по умолчанию 40. Своя тарелка в 128 блоках ужимает погрешность примерно наполовину, но не ниже 3. Эксплойт в инвентаре ужимает ещё и реже даёт промах. Числа на кнопках берутся из конфига сервера.</w:t>
       </w:r>
     </w:p>
     <w:p>
@@ -639,6 +639,30 @@
         <w:pStyle w:val="Heading2"/>
       </w:pPr>
       <w:r>
+        <w:t xml:space="preserve">КАРТА и СУМКА</w:t>
+      </w:r>
+    </w:p>
+    <w:p>
+      <w:pPr>
+        <w:pStyle w:val="Normal"/>
+      </w:pPr>
+      <w:r>
+        <w:t xml:space="preserve">Это не камера от лица жертвы и не живой захват тела. Такой вид отдал бы точные координаты и обнулил погрешность. КАРТА снимает район сохранённой отметки: 16 на 16 клеток, дыры, сдвиг, цвет блоков. Красная точка появляется, только если носитель попал в этот кадр. Иначе на экране пеленг «за кадром», и VPN может его соврать.</w:t>
+      </w:r>
+    </w:p>
+    <w:p>
+      <w:pPr>
+        <w:pStyle w:val="Normal"/>
+      </w:pPr>
+      <w:r>
+        <w:t xml:space="preserve">СУМКА режет инвентарь того же позывного, если он в эфире и в том же измерении. Чем дальше тело от отметки, тем больше чёрных слотов. Часть видимых чисел врёт. Цена и откат в конфиге: opticCost, peekCost.</w:t>
+      </w:r>
+    </w:p>
+    <w:p>
+      <w:pPr>
+        <w:pStyle w:val="Heading2"/>
+      </w:pPr>
+      <w:r>
         <w:t xml:space="preserve">WIPE — сжечь позывной</w:t>
       </w:r>
     </w:p>
@@ -671,7 +695,7 @@
         <w:pStyle w:val="List"/>
       </w:pPr>
       <w:r>
-        <w:t xml:space="preserve">SELL ITEM продаёт предмет из второй руки, иначе первый не-прибор из хотбара. Ноутбук может оставаться в основной руке. По умолчанию 12, тоже через $число. Телефон и ноутбук продать нельзя.</w:t>
+        <w:t xml:space="preserve">Вкладка СЛОТ: перетащи предмет из инвентаря в слот справа. Цена — ползунок или число, за всю стопку. Телефон и ноутбук в слот не кладутся. SELL INTEL продаёт выбранный след за ту же цену.</w:t>
       </w:r>
     </w:p>
     <w:p>
@@ -1460,6 +1484,14 @@
     </w:p>
     <w:p>
       <w:pPr>
+        <w:pStyle w:val="Normal"/>
+      </w:pPr>
+      <w:r>
+        <w:t xml:space="preserve">У Electronic Warfare своих рецептов нет. Мод добавляет их сам: рация, кабель, пеленгатор, глушилки, дрон, пульт, сетка, перехватчик, ЭМИ-пушка, оба ПЗРК и три ракеты. Опора — детали дрона Superb Warfare: пропеллер, мотор, элемент. Ракеты и пушка дороже: незерит, алмаз, динамит. Без Superb Warfare эти рецепты не соберутся.</w:t>
+      </w:r>
+    </w:p>
+    <w:p>
+      <w:pPr>
         <w:pStyle w:val="Heading1"/>
       </w:pPr>
       <w:r>
@@ -1751,7 +1783,7 @@
         <w:pStyle w:val="List"/>
       </w:pPr>
       <w:r>
-        <w:t xml:space="preserve">Погрешность TRACE: traceBaseError + traceVpnError за уровень VPN. Пока 8 и 50. Тарелка ужимает, старая отметка раздувает на 40.</w:t>
+        <w:t xml:space="preserve">Погрешность TRACE: traceScatter + traceVpnError за уровень VPN. Дефолт 500 и 50. Тарелка ужимает, старая отметка добавляет traceStaleError.</w:t>
       </w:r>
     </w:p>
     <w:p>

--- a/docs/cherny-kanal-gajd.docx
+++ b/docs/cherny-kanal-gajd.docx
@@ -296,6 +296,14 @@
       </w:pPr>
       <w:r>
         <w:t xml:space="preserve">Чужой VPN сдвигает точку и прячет позывной, пока ты его не деанонил.</w:t>
+      </w:r>
+    </w:p>
+    <w:p>
+      <w:pPr>
+        <w:pStyle w:val="List"/>
+      </w:pPr>
+      <w:r>
+        <w:t xml:space="preserve">В центре радара белая стрелка — это ты. Она смотрит туда же, куда смотришь ты. На экране телефона и на метках в углу.</w:t>
       </w:r>
     </w:p>
     <w:p>

--- a/docs/cherny-kanal-gajd.docx
+++ b/docs/cherny-kanal-gajd.docx
@@ -303,7 +303,7 @@
         <w:pStyle w:val="List"/>
       </w:pPr>
       <w:r>
-        <w:t xml:space="preserve">В центре радара белая стрелка — это ты. Она смотрит туда же, куда смотришь ты. На экране телефона и на метках в углу.</w:t>
+        <w:t xml:space="preserve">В центре радара маленький зелёный треугольник — это ты. Остриё смотрит туда же, куда смотришь ты. На экране телефона и на метках в углу.</w:t>
       </w:r>
     </w:p>
     <w:p>
@@ -463,7 +463,7 @@
         <w:pStyle w:val="List"/>
       </w:pPr>
       <w:r>
-        <w:t xml:space="preserve">Погрешность по умолчанию: 500 блоков без VPN, плюс 50 за каждый уровень VPN. Это намёк на биом, не дом. Ключ конфига traceScatter. Старый traceBaseError больше не читается. Старая отметка добавляет traceStaleError, по умолчанию 40. Своя тарелка в 128 блоках ужимает погрешность примерно наполовину, но не ниже 3. Эксплойт в инвентаре ужимает ещё и реже даёт промах. Числа на кнопках берутся из конфига сервера.</w:t>
+        <w:t xml:space="preserve">Погрешность по умолчанию: база 500 блоков. Обычный VPN умножает её на 1.5, глубокий на 2. Ключи traceScatter, traceVpnMul, traceVpnDeepMul. Старые traceBaseError и traceVpnError больше не читаются. Старая отметка добавляет traceStaleError, по умолчанию 40. Своя тарелка в 128 блоках ужимает уже умноженное число примерно наполовину, но не ниже 3. Эксплойт ужимает ещё и реже даёт промах. Числа на кнопках берутся из конфига сервера.</w:t>
       </w:r>
     </w:p>
     <w:p>
@@ -647,23 +647,23 @@
         <w:pStyle w:val="Heading2"/>
       </w:pPr>
       <w:r>
-        <w:t xml:space="preserve">КАРТА и СУМКА</w:t>
-      </w:r>
-    </w:p>
-    <w:p>
-      <w:pPr>
-        <w:pStyle w:val="Normal"/>
-      </w:pPr>
-      <w:r>
-        <w:t xml:space="preserve">Это не камера от лица жертвы и не живой захват тела. Такой вид отдал бы точные координаты и обнулил погрешность. КАРТА снимает район сохранённой отметки: 16 на 16 клеток, дыры, сдвиг, цвет блоков. Красная точка появляется, только если носитель попал в этот кадр. Иначе на экране пеленг «за кадром», и VPN может его соврать.</w:t>
-      </w:r>
-    </w:p>
-    <w:p>
-      <w:pPr>
-        <w:pStyle w:val="Normal"/>
-      </w:pPr>
-      <w:r>
-        <w:t xml:space="preserve">СУМКА режет инвентарь того же позывного, если он в эфире и в том же измерении. Чем дальше тело от отметки, тем больше чёрных слотов. Часть видимых чисел врёт. Цена и откат в конфиге: opticCost, peekCost.</w:t>
+        <w:t xml:space="preserve">РАЙОН и СУМКА</w:t>
+      </w:r>
+    </w:p>
+    <w:p>
+      <w:pPr>
+        <w:pStyle w:val="Normal"/>
+      </w:pPr>
+      <w:r>
+        <w:t xml:space="preserve">Вкладка РАЙОН — это не карта мира и не камера. Такой вид отдал бы точные координаты и обнулил погрешность. Кнопка СНЯТЬ снимает землю вокруг сохранённой отметки: 16 на 16 клеток, дыры, сдвиг, цвет блоков. Красная точка появляется, только если носитель попал в этот кадр. Иначе на экране пеленг «за кадром», и VPN может его соврать.</w:t>
+      </w:r>
+    </w:p>
+    <w:p>
+      <w:pPr>
+        <w:pStyle w:val="Normal"/>
+      </w:pPr>
+      <w:r>
+        <w:t xml:space="preserve">СУМКА режет инвентарь того же позывного, если он в эфире и в том же измерении. Наведи на предмет: имя, чары, прочность, как в обычном инвентаре. Чем дальше тело от отметки, тем больше тёмных слотов. Часть чисел врёт. Цена и откат в конфиге: opticCost, peekCost.</w:t>
       </w:r>
     </w:p>
     <w:p>
@@ -695,15 +695,15 @@
         <w:pStyle w:val="List"/>
       </w:pPr>
       <w:r>
-        <w:t xml:space="preserve">SELL INTEL продаёт выбранную отметку. Цена по умолчанию 24. Напиши в строке $число, чтобы задать свою, от 1 до 5000.</w:t>
-      </w:r>
-    </w:p>
-    <w:p>
-      <w:pPr>
-        <w:pStyle w:val="List"/>
-      </w:pPr>
-      <w:r>
-        <w:t xml:space="preserve">Вкладка СЛОТ: перетащи предмет из инвентаря в слот справа. Цена — ползунок или число, за всю стопку. Телефон и ноутбук в слот не кладутся. SELL INTEL продаёт выбранный след за ту же цену.</w:t>
+        <w:t xml:space="preserve">ПРОДАТЬ СЛЕД продаёт выбранную отметку. Цена с ползунка или из поля, от 1 до 5000.</w:t>
+      </w:r>
+    </w:p>
+    <w:p>
+      <w:pPr>
+        <w:pStyle w:val="List"/>
+      </w:pPr>
+      <w:r>
+        <w:t xml:space="preserve">Вкладка ТОРГ: перетащи предмет из инвентаря в верхний слот. Цена — ползунок или число, за всю стопку. Телефон и ноутбук в слот не кладутся. ПРОДАТЬ СЛЕД продаёт выбранный след за ту же цену.</w:t>
       </w:r>
     </w:p>
     <w:p>
@@ -911,15 +911,15 @@
         <w:pStyle w:val="List"/>
       </w:pPr>
       <w:r>
-        <w:t xml:space="preserve">Чип VPN — кривой след и блок деанона. Повторно не ставится.</w:t>
-      </w:r>
-    </w:p>
-    <w:p>
-      <w:pPr>
-        <w:pStyle w:val="List"/>
-      </w:pPr>
-      <w:r>
-        <w:t xml:space="preserve">Глубокий VPN — заменяет обычный. След чаще срывается, погрешность больше, деанон без нулевого дня не проходит.</w:t>
+        <w:t xml:space="preserve">Чип VPN — умножает погрешность следа на traceVpnMul, по умолчанию 1.5, и блокирует деанон. Повторно не ставится.</w:t>
+      </w:r>
+    </w:p>
+    <w:p>
+      <w:pPr>
+        <w:pStyle w:val="List"/>
+      </w:pPr>
+      <w:r>
+        <w:t xml:space="preserve">Глубокий VPN — заменяет обычный. Множитель traceVpnDeepMul, по умолчанию 2. След чаще срывается, деанон без нулевого дня не проходит.</w:t>
       </w:r>
     </w:p>
     <w:p>
@@ -1791,7 +1791,7 @@
         <w:pStyle w:val="List"/>
       </w:pPr>
       <w:r>
-        <w:t xml:space="preserve">Погрешность TRACE: traceScatter + traceVpnError за уровень VPN. Дефолт 500 и 50. Тарелка ужимает, старая отметка добавляет traceStaleError.</w:t>
+        <w:t xml:space="preserve">Погрешность TRACE: база traceScatter, обычный VPN ×traceVpnMul, глубокий ×traceVpnDeepMul. Дефолт 500, 1.5 и 2. Старый traceVpnError не читается. Тарелка ужимает, старая отметка добавляет traceStaleError.</w:t>
       </w:r>
     </w:p>
     <w:p>

--- a/docs/cherny-kanal-gajd.docx
+++ b/docs/cherny-kanal-gajd.docx
@@ -327,7 +327,7 @@
         <w:pStyle w:val="Normal"/>
       </w:pPr>
       <w:r>
-        <w:t xml:space="preserve">Покупается за коряжма-коины из кошелька, не за изумруды. Предмет падает в инвентарь. Наведи на кнопку: цена не обрезается.</w:t>
+        <w:t xml:space="preserve">Покупается за коряжма-коины из кошелька, не за изумруды. Предмет падает в инвентарь. Рынок на телефоне — доска, как аукцион: лавка, чужие лоты и награды на разных вкладках. У лота иконка и цена. Наведи — имя, чары, прочность. Клик выбирает, КУПИТЬ списывает коины. Красная цена значит, что в кошельке не хватает.</w:t>
       </w:r>
     </w:p>
     <w:p>
@@ -359,7 +359,7 @@
         <w:pStyle w:val="List"/>
       </w:pPr>
       <w:r>
-        <w:t xml:space="preserve">Ниже каталога видны чужие объявления и награды. Объявление покупается кнопкой. Награда сдаётся не кнопкой, а образцом сигнала в руке.</w:t>
+        <w:t xml:space="preserve">Вкладка ДОСКА — чужие лоты с ноутбука. Если их больше восемнадцати, листай стрелками или колёсиком. Награда сдаётся не кнопкой, а образцом сигнала в руке.</w:t>
       </w:r>
     </w:p>
     <w:p>

--- a/docs/cherny-kanal-gajd.docx
+++ b/docs/cherny-kanal-gajd.docx
@@ -655,7 +655,7 @@
         <w:pStyle w:val="Normal"/>
       </w:pPr>
       <w:r>
-        <w:t xml:space="preserve">Вкладка РАЙОН — это не карта мира и не камера. Такой вид отдал бы точные координаты и обнулил погрешность. Кнопка СНЯТЬ снимает землю вокруг сохранённой отметки: 16 на 16 клеток, дыры, сдвиг, цвет блоков. Красная точка появляется, только если носитель попал в этот кадр. Иначе на экране пеленг «за кадром», и VPN может его соврать.</w:t>
+        <w:t xml:space="preserve">Вкладка РАЙОН сама пишет, что на ней: земля вокруг выбранной радиоотметки, не карта мира и не камера. Клетка — 4 блока, кадр около 64, верх — север, центр — не тело. Цвет — поверхность блоков, чёрное — дыра. Красная точка — носитель мог быть в этой клетке, и это не координаты тела. Если точки нет, справа пеленг от центра, и VPN может его развернуть. Биом берётся у центра кадра. Успешная отправка в чат больше не рисует «Отправлено» на вкладках ноутбука: строка в логе и есть подтверждение.</w:t>
       </w:r>
     </w:p>
     <w:p>

--- a/docs/cherny-kanal-gajd.docx
+++ b/docs/cherny-kanal-gajd.docx
@@ -271,7 +271,7 @@
         <w:pStyle w:val="Normal"/>
       </w:pPr>
       <w:r>
-        <w:t xml:space="preserve">Телефон видит игроков на 52 блока, ноутбук на 110. Берётся большее, они не складываются. Своя или отрядная тарелка добавляет dishRadarBonus, по умолчанию 80, и один раз. Чужая тарелка дальность не растит. Стойки, тарелки, глушилки, клетки, рации EW и радары Ballistix видны дальше: structureRadar 360 с ноутбука, 180 с телефона. Игроков это не удлиняет. Глушилка и клетка гасят стойку внутри сферы: нет канала, нет чекана. Разряженная батарея гасит и твой радар, и твою отметку.</w:t>
+        <w:t xml:space="preserve">Телефон видит игроков на 52 блока, ноутбук на 110. Берётся большее, они не складываются. Два телефона, два ноутбука или пять тарелок дальность не умножают. Своя или отрядная тарелка добавляет dishRadarBonus, по умолчанию 80, и один раз, если тарелка ближе 128 блоков. Чужая тарелка дальность не растит. Радары Ballistix на карте видны как чужие станции, их дальность к твоей не прибавляется. Стойки, тарелки, глушилки, клетки, рации EW и радары Ballistix видны дальше: structureRadar 360 с ноутбука, 180 с телефона. Игроков это не удлиняет. Глушилка и клетка гасят стойку внутри сферы: нет канала, нет чекана. Разряженная батарея гасит и твой радар, и твою отметку.</w:t>
       </w:r>
     </w:p>
     <w:p>
@@ -327,7 +327,7 @@
         <w:pStyle w:val="Normal"/>
       </w:pPr>
       <w:r>
-        <w:t xml:space="preserve">Покупается за коряжма-коины из кошелька, не за изумруды. Предмет падает в инвентарь. Рынок на телефоне — доска, как аукцион: лавка, чужие лоты и награды на разных вкладках. У лота иконка и цена. Наведи — имя, чары, прочность. Клик выбирает, КУПИТЬ списывает коины. Красная цена значит, что в кошельке не хватает.</w:t>
+        <w:t xml:space="preserve">Покупается за коряжма-коины из кошелька, не за изумруды. Предмет падает в инвентарь. Рынок на телефоне — доска, как аукцион: лавка, чужие лоты и награды на разных вкладках. У лота иконка и цена. Наведи — имя, чары, прочность. Клик выбирает, КУПИТЬ списывает коины. Красная цена значит, что в кошельке не хватает. У чужого следа на доске видны позывной и измерение. Координаты написаны проклятым шрифтом и в пакете их нет: настоящие X Y Z приходят только после покупки, во вкладку СЛЕД.</w:t>
       </w:r>
     </w:p>
     <w:p>
@@ -495,7 +495,7 @@
         <w:pStyle w:val="Normal"/>
       </w:pPr>
       <w:r>
-        <w:t xml:space="preserve">Перезарядка 60 секунд. Это ник Minecraft, не настоящий человек. Список копится до 24 имён.</w:t>
+        <w:t xml:space="preserve">Перезарядка 60 секунд. Это ник Minecraft, не настоящий человек. Список копится до 24 имён. Смысл не в таблице: после деанона VPN этой цели на твоём радаре перестаёт прятать имя и сдвигать точку. Если цель сожжёт позывной, ник Minecraft остаётся, и ты всё ещё знаешь, кто это в табе и в обычном чате.</w:t>
       </w:r>
     </w:p>
     <w:p>
@@ -615,7 +615,7 @@
         <w:pStyle w:val="List"/>
       </w:pPr>
       <w:r>
-        <w:t xml:space="preserve">Пока флуд идёт, с трубки можно только авиарежим, DND и гашение. Авиарежим обрывает флуд сразу.</w:t>
+        <w:t xml:space="preserve">Пока флуд идёт, с трубки можно только авиарежим, DND и гашение. Авиарежим только глушит флуд: таймер тикает дальше. Выключил авиарежим, а время не вышло — спам, звук и картинки возвращаются. Текст, звуки и картинки правятся в конфиге: floodLines, floodSounds, floodImages, floodSoundVolume, floodSoundTicks, floodChatTicks. Свои PNG кладутся в config/blackchannel/flood, до 4 файлов по 48 КБ, и их видит цель. Путь ресурспака пишется в floodImages.</w:t>
       </w:r>
     </w:p>
     <w:p>
@@ -911,7 +911,7 @@
         <w:pStyle w:val="List"/>
       </w:pPr>
       <w:r>
-        <w:t xml:space="preserve">Чип VPN — умножает погрешность следа на traceVpnMul, по умолчанию 1.5, и блокирует деанон. Повторно не ставится.</w:t>
+        <w:t xml:space="preserve">Чип VPN — умножает погрешность следа на traceVpnMul, по умолчанию 1.5, и блокирует деанон. Повторно не ставится. На вкладке сети телефона чипы видны списком. ПРОДАТЬ возвращает половину цены в кошелёк и снимает чип. Если кошелёк уже на 5000, продажа не проходит и чип остаётся.</w:t>
       </w:r>
     </w:p>
     <w:p>

--- a/docs/cherny-kanal-gajd.docx
+++ b/docs/cherny-kanal-gajd.docx
@@ -15,7 +15,7 @@
         <w:pStyle w:val="Normal"/>
       </w:pPr>
       <w:r>
-        <w:t xml:space="preserve">Полный гайд для друзей и для того, кто крутит сервер. Версия мода 1.0.0, Minecraft 1.20.1, Forge 47.3.0. Дата гайда: 23 октября 2026.</w:t>
+        <w:t xml:space="preserve">Полный гайд для друзей и для того, кто крутит сервер. Версия мода 1.0.0, Minecraft 1.20.1, Forge 47.3.0. Дата гайда: 29 октября 2026.</w:t>
       </w:r>
     </w:p>
     <w:p>
@@ -1775,7 +1775,7 @@
         <w:pStyle w:val="List"/>
       </w:pPr>
       <w:r>
-        <w:t xml:space="preserve">Батарея садится на 1% раз в 15 секунд, пока ты в эфире. Элемент даёт 60%. Стойка заряжает трубку за 150 заряда.</w:t>
+        <w:t xml:space="preserve">Батарея в эфире теряет 1 заряд раз в 15 секунд, плюс 1 за каждый чип: VPN, IDS, закалка. Глубокий VPN считается за один чип, не за два. Ноль чипов — 25 минут, один — 12,5, два — около 8, три — около 6. На вкладке сети видно число расхода. Элемент даёт 60%. Стойка заряжает трубку за 150 заряда.</w:t>
       </w:r>
     </w:p>
     <w:p>
@@ -1799,7 +1799,119 @@
         <w:pStyle w:val="Heading1"/>
       </w:pPr>
       <w:r>
-        <w:t xml:space="preserve">14. Если что-то не работает</w:t>
+        <w:t xml:space="preserve">14. Вечерняя катка</w:t>
+      </w:r>
+    </w:p>
+    <w:p>
+      <w:pPr>
+        <w:pStyle w:val="Normal"/>
+      </w:pPr>
+      <w:r>
+        <w:t xml:space="preserve">Это не батл-рояль и не голодные игры. Граница стоит на месте и не сужается. Мир ставишь сам: обычный, или скачанный город. Мод город не генерирует и чужие сундуки города не переписывает.</w:t>
+      </w:r>
+    </w:p>
+    <w:p>
+      <w:pPr>
+        <w:pStyle w:val="List"/>
+      </w:pPr>
+      <w:r>
+        <w:t xml:space="preserve">/minigame center — встать в центр карты. Или /minigame center x y z.</w:t>
+      </w:r>
+    </w:p>
+    <w:p>
+      <w:pPr>
+        <w:pStyle w:val="List"/>
+      </w:pPr>
+      <w:r>
+        <w:t xml:space="preserve">/minigame size 2500 — расстояние от стены до стены. Для карты 2500×2500 пиши 2500, не 1250. Разрыв между отрядами выйдет около 400. На маленькой карте разрыв сам сожмётся, но не ниже 48.</w:t>
+      </w:r>
+    </w:p>
+    <w:p>
+      <w:pPr>
+        <w:pStyle w:val="List"/>
+      </w:pPr>
+      <w:r>
+        <w:t xml:space="preserve">/minigame crew код — до старта, телефон не нужен. Одинаковый код сажает кучкой. Пустая команда /minigame crew — соло, и соло тоже получает свою точку, не общую кучу.</w:t>
+      </w:r>
+    </w:p>
+    <w:p>
+      <w:pPr>
+        <w:pStyle w:val="List"/>
+      </w:pPr>
+      <w:r>
+        <w:t xml:space="preserve">/minigame start — телепорт, телефон с батареей, один элемент и книжка, если их ещё нет. 60 секунд игроки не бьют игроков. Потом можно и строить, и охотиться. /minigame stop возвращает границу и не стирает мир.</w:t>
+      </w:r>
+    </w:p>
+    <w:p>
+      <w:pPr>
+        <w:pStyle w:val="List"/>
+      </w:pPr>
+      <w:r>
+        <w:t xml:space="preserve">Смерть не кончает вечер. Вещи падают. Респавн: своя кровать, если она стоит и не за барьером. Иначе своя точка с начала катки. Чужая кровать и маяк отряда точкой возврата не являются. Новая смерть телефон заново не выдаёт.</w:t>
+      </w:r>
+    </w:p>
+    <w:p>
+      <w:pPr>
+        <w:pStyle w:val="List"/>
+      </w:pPr>
+      <w:r>
+        <w:t xml:space="preserve">Схроны мод ставит сам, не ближе 150 блоков от чужой кучи, и не сеткой. В них компоненты, иногда ноутбук, стойка, тарелка, нижняя ракета. На всю карту одна-две недостающие детали конца цепочки: стержень, ячейка антиматерии или ячейка тёмной материи. Готовой бомбы в сундуке нет. Сундук данжа, у которого ещё висит таблица лута, получает добавку железа и редстоуна, когда чанк загрузится. Уже заполненный городской сундук без таблицы данжа не трогаем.</w:t>
+      </w:r>
+    </w:p>
+    <w:p>
+      <w:pPr>
+        <w:pStyle w:val="Heading1"/>
+      </w:pPr>
+      <w:r>
+        <w:t xml:space="preserve">15. Позывной без телефона у цели</w:t>
+      </w:r>
+    </w:p>
+    <w:p>
+      <w:pPr>
+        <w:pStyle w:val="Normal"/>
+      </w:pPr>
+      <w:r>
+        <w:t xml:space="preserve">Позывной сервер выдаёт каждому сразу. Список всех позывных не публикуется. Узнать его можно и у того, кто никогда не держал трубку и не выходил в эфир. Это имя, не координаты. Живой след по тёмному игроку по-прежнему не ставится.</w:t>
+      </w:r>
+    </w:p>
+    <w:p>
+      <w:pPr>
+        <w:pStyle w:val="List"/>
+      </w:pPr>
+      <w:r>
+        <w:t xml:space="preserve">Телефон в руке, ПКМ по игроку в 5 блоках: позывной и ник. Стоит 8 заряда. Авиарежим цели не мешает, это не радио.</w:t>
+      </w:r>
+    </w:p>
+    <w:p>
+      <w:pPr>
+        <w:pStyle w:val="List"/>
+      </w:pPr>
+      <w:r>
+        <w:t xml:space="preserve">Если тебя ударили, а телефон есть в инвентаре, позывной бьющего записывается. Координат нет.</w:t>
+      </w:r>
+    </w:p>
+    <w:p>
+      <w:pPr>
+        <w:pStyle w:val="List"/>
+      </w:pPr>
+      <w:r>
+        <w:t xml:space="preserve">С трупа падает жетон: позывной, ник, место смерти. ПКМ жетоном при своём телефоне кладёт это место во вкладку СЛЕД с погрешностью 80. Это где он умер, не где он сейчас.</w:t>
+      </w:r>
+    </w:p>
+    <w:p>
+      <w:pPr>
+        <w:pStyle w:val="List"/>
+      </w:pPr>
+      <w:r>
+        <w:t xml:space="preserve">Приманка: железо, редстоун, бумага. Без шифта вешается на сундук, шифт ставит блок. Три записи. Ловит того, кто открыл сундук или подошёл на 3 блока, даже без телефона. Владельцу приходит место ловушки, погрешность 32. Это не настоящий IP и не адрес компьютера. Свой отряд приманка не пишет. IDS у цели пищит пеленг, без координат ловушки.</w:t>
+      </w:r>
+    </w:p>
+    <w:p>
+      <w:pPr>
+        <w:pStyle w:val="Heading1"/>
+      </w:pPr>
+      <w:r>
+        <w:t xml:space="preserve">16. Если что-то не работает</w:t>
       </w:r>
     </w:p>
     <w:p>

--- a/docs/cherny-kanal-gajd.docx
+++ b/docs/cherny-kanal-gajd.docx
@@ -1855,7 +1855,7 @@
         <w:pStyle w:val="List"/>
       </w:pPr>
       <w:r>
-        <w:t xml:space="preserve">Схроны мод ставит сам, не ближе 150 блоков от чужой кучи, и не сеткой. В них компоненты, иногда ноутбук, стойка, тарелка, нижняя ракета. На всю карту одна-две недостающие детали конца цепочки: стержень, ячейка антиматерии или ячейка тёмной материи. Готовой бомбы в сундуке нет. Сундук данжа, у которого ещё висит таблица лута, получает добавку железа и редстоуна, когда чанк загрузится. Уже заполненный городской сундук без таблицы данжа не трогаем.</w:t>
+        <w:t xml:space="preserve">Схроны мод ставит сам, не ближе 150 блоков от чужой кучи, и не сеткой. Что внутри — списки cacheCommon, cacheUncommon и cacheRare в config/blackchannel-common.toml. Строка вида modid:item или modid:item*3-8. Тёмной материи, антиматерии и стержня урана в списке нет. Если хочешь их в схроне, допиши id сам. Сундук данжа с ещё живой таблицей лута получает cacheDungeon, когда чанк загрузится. Городской сундук без таблицы данжа не трогаем.</w:t>
       </w:r>
     </w:p>
     <w:p>
@@ -1871,39 +1871,31 @@
         <w:pStyle w:val="Normal"/>
       </w:pPr>
       <w:r>
-        <w:t xml:space="preserve">Позывной сервер выдаёт каждому сразу. Список всех позывных не публикуется. Узнать его можно и у того, кто никогда не держал трубку и не выходил в эфир. Это имя, не координаты. Живой след по тёмному игроку по-прежнему не ставится.</w:t>
-      </w:r>
-    </w:p>
-    <w:p>
-      <w:pPr>
-        <w:pStyle w:val="List"/>
-      </w:pPr>
-      <w:r>
-        <w:t xml:space="preserve">Телефон в руке, ПКМ по игроку в 5 блоках: позывной и ник. Стоит 8 заряда. Авиарежим цели не мешает, это не радио.</w:t>
-      </w:r>
-    </w:p>
-    <w:p>
-      <w:pPr>
-        <w:pStyle w:val="List"/>
-      </w:pPr>
-      <w:r>
-        <w:t xml:space="preserve">Если тебя ударили, а телефон есть в инвентаре, позывной бьющего записывается. Координат нет.</w:t>
-      </w:r>
-    </w:p>
-    <w:p>
-      <w:pPr>
-        <w:pStyle w:val="List"/>
-      </w:pPr>
-      <w:r>
-        <w:t xml:space="preserve">С трупа падает жетон: позывной, ник, место смерти. ПКМ жетоном при своём телефоне кладёт это место во вкладку СЛЕД с погрешностью 80. Это где он умер, не где он сейчас.</w:t>
-      </w:r>
-    </w:p>
-    <w:p>
-      <w:pPr>
-        <w:pStyle w:val="List"/>
-      </w:pPr>
-      <w:r>
-        <w:t xml:space="preserve">Приманка: железо, редстоун, бумага. Без шифта вешается на сундук, шифт ставит блок. Три записи. Ловит того, кто открыл сундук или подошёл на 3 блока, даже без телефона. Владельцу приходит место ловушки, погрешность 32. Это не настоящий IP и не адрес компьютера. Свой отряд приманка не пишет. IDS у цели пищит пеленг, без координат ловушки.</w:t>
+        <w:t xml:space="preserve">Позывной сервер выдаёт каждому сразу. Списка всех нет. Это имя, не координаты. Живой след по тёмному игроку по-прежнему не ставится. VPN по-прежнему прячет ник на радаре, пока нет деанона.</w:t>
+      </w:r>
+    </w:p>
+    <w:p>
+      <w:pPr>
+        <w:pStyle w:val="List"/>
+      </w:pPr>
+      <w:r>
+        <w:t xml:space="preserve">Если игрок в эфире и попал на твой радар, позывной записывается на вкладку сети. Телефон — 52 блока, ноутбук — 110, своя тарелка добавляет бонус один раз. Координат сверх точки на радаре это не даёт. Человек без трубки на радар не попадает.</w:t>
+      </w:r>
+    </w:p>
+    <w:p>
+      <w:pPr>
+        <w:pStyle w:val="List"/>
+      </w:pPr>
+      <w:r>
+        <w:t xml:space="preserve">Приманка блоком пишет все позывные в loggerRadius, по умолчанию 50, даже если у цели нет телефона. Координат нет: ты и так знаешь, что он был у блока. На сундук без шифта — три коротких записи рядом с сундуком. Свой отряд не пишется. IDS пищит пеленг. Это игровой позывной, не IP.</w:t>
+      </w:r>
+    </w:p>
+    <w:p>
+      <w:pPr>
+        <w:pStyle w:val="List"/>
+      </w:pPr>
+      <w:r>
+        <w:t xml:space="preserve">Жетон с трупа даёт позывной и ник, не точку. Место смерти ты и так видел, погрешность к нему не клеится.</w:t>
       </w:r>
     </w:p>
     <w:p>

--- a/docs/cherny-kanal-gajd.docx
+++ b/docs/cherny-kanal-gajd.docx
@@ -39,7 +39,7 @@
         <w:pStyle w:val="List"/>
       </w:pPr>
       <w:r>
-        <w:t xml:space="preserve">Скрафти одноразовый телефон. Первая крафт-выдача кладёт полевую книжку. Её же можно открыть кнопкой на телефоне.</w:t>
+        <w:t xml:space="preserve">Скрафти одноразовый телефон. Гайд открывается кнопкой ГАЙД на телефоне: отдельного предмета-книжки в моде нет.</w:t>
       </w:r>
     </w:p>
     <w:p>
@@ -343,7 +343,7 @@
         <w:pStyle w:val="List"/>
       </w:pPr>
       <w:r>
-        <w:t xml:space="preserve">VPN — 28. IDS — 24. Закалка — 22. Ложный маяк — 12. Маяк отряда — 10. Фарадей — 26. Глушилка — 30.</w:t>
+        <w:t xml:space="preserve">VPN — 28. IDS — 24. Закалка — 22. Ложный маяк — 12. Фарадей — 26. Глушилка — 30.</w:t>
       </w:r>
     </w:p>
     <w:p>
@@ -1023,7 +1023,7 @@
         <w:pStyle w:val="List"/>
       </w:pPr>
       <w:r>
-        <w:t xml:space="preserve">Полевая книжка — короткая версия гайда в игре.</w:t>
+        <w:t xml:space="preserve">Гайд в игре — кнопка ГАЙД на телефоне, отдельного предмета нет.</w:t>
       </w:r>
     </w:p>
     <w:p>
@@ -1431,14 +1431,6 @@
         <w:pStyle w:val="List"/>
       </w:pPr>
       <w:r>
-        <w:t xml:space="preserve">Книжка: редстоун, книга, редстоун. Ещё одну даёт первая крафт-выдача телефона.</w:t>
-      </w:r>
-    </w:p>
-    <w:p>
-      <w:pPr>
-        <w:pStyle w:val="List"/>
-      </w:pPr>
-      <w:r>
         <w:t xml:space="preserve">Стойка: железо-наблюдатель-железо, редстоун-блок редстоуна-редстоун, три железа.</w:t>
       </w:r>
     </w:p>
@@ -1471,7 +1463,7 @@
         <w:pStyle w:val="List"/>
       </w:pPr>
       <w:r>
-        <w:t xml:space="preserve">Маяк отряда: изумруд, редстоун-железо-редстоун, изумруд.</w:t>
+        <w:t xml:space="preserve">Маяк отряда не крафтится и не продаётся: его ставит сам мод на базе отряда при старте катки и убирает после конца.</w:t>
       </w:r>
     </w:p>
     <w:p>
@@ -1839,23 +1831,23 @@
         <w:pStyle w:val="List"/>
       </w:pPr>
       <w:r>
-        <w:t xml:space="preserve">/minigame start — телепорт, телефон с батареей, один элемент и книжка, если их ещё нет. 60 секунд игроки не бьют игроков. Потом можно и строить, и охотиться. /minigame stop возвращает границу и не стирает мир.</w:t>
-      </w:r>
-    </w:p>
-    <w:p>
-      <w:pPr>
-        <w:pStyle w:val="List"/>
-      </w:pPr>
-      <w:r>
-        <w:t xml:space="preserve">Смерть не кончает вечер. Вещи падают. Респавн: своя кровать, если она стоит и не за барьером. Иначе своя точка с начала катки. Чужая кровать и маяк отряда точкой возврата не являются. Новая смерть телефон заново не выдаёт.</w:t>
-      </w:r>
-    </w:p>
-    <w:p>
-      <w:pPr>
-        <w:pStyle w:val="List"/>
-      </w:pPr>
-      <w:r>
-        <w:t xml:space="preserve">Схроны мод ставит сам, не ближе 150 блоков от чужой кучи, и не сеткой. Что внутри — списки cacheCommon, cacheUncommon и cacheRare в config/blackchannel-common.toml. Строка вида modid:item или modid:item*3-8. Тёмной материи, антиматерии и стержня урана в списке нет. Если хочешь их в схроне, допиши id сам. Сундук данжа с ещё живой таблицей лута получает cacheDungeon, когда чанк загрузится. Городской сундук без таблицы данжа не трогаем.</w:t>
+        <w:t xml:space="preserve">/minigame start — телепорт и стартовый набор: телефон с батареей, элемент, кровать, инструменты, еда. Все переводятся в выживание. Первые peacefulMinutes минут (5 по умолчанию) урона нет ни от кого, дальше ещё pvpFreeMinutes минут игроки не бьют друг друга, а мобы, падение и лава бьют. /minigame stop убирает границу и маяки отрядов, мир не стирает.</w:t>
+      </w:r>
+    </w:p>
+    <w:p>
+      <w:pPr>
+        <w:pStyle w:val="List"/>
+      </w:pPr>
+      <w:r>
+        <w:t xml:space="preserve">Смерть не кончает вечер. Игрок падает и лежит пластом (downedDurationTicks, 10 секунд по умолчанию): не ходит, не бьёт, не открывает сундуки. Тиммейт подходит и держит ПКМ reviveStandSeconds — воскрешает прямо на том месте, где игрок лежал. Если не успели, возврат на свою кровать (поставленную или ту, в которой спал), иначе на маяк отряда. Нет ни того, ни другого — окончательная смерть и наблюдатель. Очко за убийство даётся и тогда, когда жертва после удара упала с высоты.</w:t>
+      </w:r>
+    </w:p>
+    <w:p>
+      <w:pPr>
+        <w:pStyle w:val="List"/>
+      </w:pPr>
+      <w:r>
+        <w:t xml:space="preserve">Схроны мод ставит сам, не ближе 150 блоков от чужой кучи, и не сеткой. Что внутри — списки cacheCommon, cacheUncommon и cacheRare в config/blackchannel-common.toml. Строка вида modid:item или modid:item*3-8. Шансы категорий — cacheCommonChance, cacheUncommonChance, cacheRareChance в процентах, каждая категория проверяется отдельно: 100, 25 и 8 по умолчанию. Лут ставится в любой сундук или бочку внутри зоны катки, а не только в данжах: если у сундука ещё живая таблица лута, ванильный лут заменяется нашим плюс cacheDungeon; в игроцкий сундук вещи досыпаются в пустые слоты. Тёмной материи, антиматерии и стержня урана в списках нет — допиши id сам, если хочешь.</w:t>
       </w:r>
     </w:p>
     <w:p>
@@ -1959,7 +1951,7 @@
         <w:pStyle w:val="Normal"/>
       </w:pPr>
       <w:r>
-        <w:t xml:space="preserve">Короткая версия этого текста лежит в игре, в полевой книжке. Если числа на сервере другие, верь config/blackchannel-common.toml, а не таблице выше.</w:t>
+        <w:t xml:space="preserve">Короткая версия этого текста лежит в игре: телефон, кнопка ГАЙД. Если числа на сервере другие, верь config/blackchannel-common.toml, а не таблице выше.</w:t>
       </w:r>
     </w:p>
     <w:sectPr>

--- a/docs/cherny-kanal-gajd.docx
+++ b/docs/cherny-kanal-gajd.docx
@@ -1807,7 +1807,7 @@
         <w:pStyle w:val="List"/>
       </w:pPr>
       <w:r>
-        <w:t xml:space="preserve">/minigame center — встать в центр карты. Или /minigame center x y z.</w:t>
+        <w:t xml:space="preserve">/minigame center — встать в центр карты. Или /minigame center x y z. Базы и схроны мод ставит по одной за тик и грузит чанки в фоне, поэтому старт на обычном мире не подвешивает сервер.</w:t>
       </w:r>
     </w:p>
     <w:p>
@@ -1831,7 +1831,7 @@
         <w:pStyle w:val="List"/>
       </w:pPr>
       <w:r>
-        <w:t xml:space="preserve">/minigame start — телепорт и стартовый набор: телефон с батареей, элемент, кровать, инструменты, еда. Все переводятся в выживание. Первые peacefulMinutes минут (5 по умолчанию) урона нет ни от кого, дальше ещё pvpFreeMinutes минут игроки не бьют друг друга, а мобы, падение и лава бьют. /minigame stop убирает границу и маяки отрядов, мир не стирает.</w:t>
+        <w:t xml:space="preserve">/minigame start — телепорт и стартовый набор: телефон с батареей, элемент, кровать, инструменты, еда. Все переводятся в выживание. Первые pvpFreeSeconds секунд (90 по умолчанию) игроки не могут ранить друг друга: удар по игроку не проходит вовсе. Огонь, падение, лава и мобы бьют всё время. /minigame stop убирает границу и маяки отрядов, мир не стирает.</w:t>
       </w:r>
     </w:p>
     <w:p>

--- a/docs/cherny-kanal-gajd.docx
+++ b/docs/cherny-kanal-gajd.docx
@@ -1807,7 +1807,7 @@
         <w:pStyle w:val="List"/>
       </w:pPr>
       <w:r>
-        <w:t xml:space="preserve">/minigame center — встать в центр карты. Или /minigame center x y z. Базы и схроны мод ставит по одной за тик и грузит чанки в фоне, поэтому старт на обычном мире не подвешивает сервер.</w:t>
+        <w:t xml:space="preserve">/minigame center — встать в центр карты. Или /minigame center x y z. Базы мод высаживает по одной, а схроны ставит постепенно: один новый чанк в секунду, уже загруженные — сразу. Поэтому старт на обычном мире не подвешивает сервер, а часть схронов появится в первые минуты катки.</w:t>
       </w:r>
     </w:p>
     <w:p>

--- a/docs/cherny-kanal-gajd.docx
+++ b/docs/cherny-kanal-gajd.docx
@@ -1815,7 +1815,15 @@
         <w:pStyle w:val="List"/>
       </w:pPr>
       <w:r>
-        <w:t xml:space="preserve">/minigame size 2500 — расстояние от стены до стены. Для карты 2500×2500 пиши 2500, не 1250. Разрыв между отрядами выйдет около 400. На маленькой карте разрыв сам сожмётся, но не ниже 48.</w:t>
+        <w:t xml:space="preserve">Базы расставляются случайно, но не сеткой и не кольцом: точки в безопасной области (не ближе 10% стороны карты к барьеру), запретная зона в центре — 15% стороны, между любыми двумя базами не меньше d (выборка по типу Poisson-disc). Если все команды с нужным d не влезают, d понемногу ослабляется, и админу приходит сообщение с итоговым расстоянием. Смотреть на старте мод даёт в случайную сторону, чтобы по позе нельзя было угадать центр.</w:t>
+      </w:r>
+    </w:p>
+    <w:p>
+      <w:pPr>
+        <w:pStyle w:val="List"/>
+      </w:pPr>
+      <w:r>
+        <w:t xml:space="preserve">/minigame size 2500 — расстояние от стены до стены. Для карты 2500×2500 пиши 2500, не 1250. Минимальное расстояние между базами считается по формуле d = max(0.08N, min(0.45N, 0.60N / √K)), где K — число отрядов: для 2500 это 1060 на двух командах, 750 на четырёх, 530 на восьми, 433 на двенадцати и 375 на шестнадцати. Реальные базы могут стоять дальше.</w:t>
       </w:r>
     </w:p>
     <w:p>
@@ -1839,15 +1847,31 @@
         <w:pStyle w:val="List"/>
       </w:pPr>
       <w:r>
-        <w:t xml:space="preserve">Смерть не кончает вечер. Игрок падает и лежит пластом (downedDurationTicks, 10 секунд по умолчанию): не ходит, не бьёт, не открывает сундуки. Тиммейт подходит и держит ПКМ reviveStandSeconds — воскрешает прямо на том месте, где игрок лежал. Если не успели, возврат на свою кровать (поставленную или ту, в которой спал), иначе на маяк отряда. Нет ни того, ни другого — окончательная смерть и наблюдатель. Очко за убийство даётся и тогда, когда жертва после удара упала с высоты.</w:t>
-      </w:r>
-    </w:p>
-    <w:p>
-      <w:pPr>
-        <w:pStyle w:val="List"/>
-      </w:pPr>
-      <w:r>
-        <w:t xml:space="preserve">Схроны мод ставит сам, не ближе 150 блоков от чужой кучи, и не сеткой. Что внутри — списки cacheCommon, cacheUncommon и cacheRare в config/blackchannel-common.toml. Строка вида modid:item или modid:item*3-8. Шансы категорий — cacheCommonChance, cacheUncommonChance, cacheRareChance в процентах, каждая категория проверяется отдельно: 100, 25 и 8 по умолчанию. Лут ставится в любой сундук или бочку внутри зоны катки, а не только в данжах: если у сундука ещё живая таблица лута, ванильный лут заменяется нашим плюс cacheDungeon; в игроцкий сундук вещи досыпаются в пустые слоты. Тёмной материи, антиматерии и стержня урана в списках нет — допиши id сам, если хочешь.</w:t>
+        <w:t xml:space="preserve">Смерть не кончает вечер. Игрок падает и лежит пластом (downedDurationTicks, 10 секунд по умолчанию): не ходит, не бьёт, не открывает сундуки. Тиммейт подходит и держит ПКМ reviveStandSeconds — воскрешает прямо на том месте, где игрок лежал. Если не успели, возврат на свою кровать (поставленную или ту, в которой спал), иначе на маяк отряда. Кровать работает только пока цел маяк отряда: сломали маяк — кровать тоже перестаёт держать игрока. Нет ни того, ни другого — окончательная смерть и наблюдатель. Очко за убийство даётся и тогда, когда жертва после удара упала с высоты.</w:t>
+      </w:r>
+    </w:p>
+    <w:p>
+      <w:pPr>
+        <w:pStyle w:val="List"/>
+      </w:pPr>
+      <w:r>
+        <w:t xml:space="preserve">Схроны мод ставит сам, не ближе 150 блоков от чужой кучи, и не сеткой. Что внутри — пять списков в config/blackchannel-common.toml: cacheCommon, cacheUncommon, cacheRare, cacheEpic и cacheLegendary. Строка вида modid:item или modid:item*3-8. Шансы категорий — cacheCommonChance, cacheUncommonChance, cacheRareChance, cacheEpicChance и cacheLegendaryChance в процентах, каждая категория проверяется отдельно: 100, 25, 8, 3 и 1 по умолчанию. Лут ставится в любой сундук или бочку внутри зоны катки, а не только в данжах: если у сундука ещё живая таблица лута, ванильный лут заменяется нашим плюс cacheDungeon; в игроцкий сундук вещи досыпаются в пустые слоты. Тёмной материи, антиматерии и стержня урана в списках нет — допиши id сам, если хочешь.</w:t>
+      </w:r>
+    </w:p>
+    <w:p>
+      <w:pPr>
+        <w:pStyle w:val="List"/>
+      </w:pPr>
+      <w:r>
+        <w:t xml:space="preserve">Когда матч заканчивается (или его останавливают командой), схроны убираются из мира: от них остаётся только каменистая земля. Поставленные игроками сундуки не трогаются.</w:t>
+      </w:r>
+    </w:p>
+    <w:p>
+      <w:pPr>
+        <w:pStyle w:val="List"/>
+      </w:pPr>
+      <w:r>
+        <w:t xml:space="preserve">На трети матча всем игрокам приходит пеленг: координаты каждого игрока с погрешностью 10% стороны карты (на 2500 это ±250 блоков). На двух третях матча приходят точные координаты маяков отрядов.</w:t>
       </w:r>
     </w:p>
     <w:p>

--- a/docs/cherny-kanal-gajd.docx
+++ b/docs/cherny-kanal-gajd.docx
@@ -1847,6 +1847,14 @@
         <w:pStyle w:val="List"/>
       </w:pPr>
       <w:r>
+        <w:t xml:space="preserve">Внутри отряда урона нет вообще: свой не бьёт своего ни мечом, ни стрелой, ни взрывом, и удар по своему не отбрасывает. Работает и встроенный флаг команды friendlyFire false, и своя проверка на сервере. Чужие отряды бьются как обычно.</w:t>
+      </w:r>
+    </w:p>
+    <w:p>
+      <w:pPr>
+        <w:pStyle w:val="List"/>
+      </w:pPr>
+      <w:r>
         <w:t xml:space="preserve">Смерть не кончает вечер. Игрок падает и лежит пластом (downedDurationTicks, 10 секунд по умолчанию): не ходит, не бьёт, не открывает сундуки. Тиммейт подходит и держит ПКМ reviveStandSeconds — воскрешает прямо на том месте, где игрок лежал. Если не успели, возврат на свою кровать (поставленную или ту, в которой спал), иначе на маяк отряда. Кровать работает только пока цел маяк отряда: сломали маяк — кровать тоже перестаёт держать игрока. Нет ни того, ни другого — окончательная смерть и наблюдатель. Очко за убийство даётся и тогда, когда жертва после удара упала с высоты.</w:t>
       </w:r>
     </w:p>
@@ -1855,7 +1863,7 @@
         <w:pStyle w:val="List"/>
       </w:pPr>
       <w:r>
-        <w:t xml:space="preserve">Схроны мод ставит сам, не ближе 150 блоков от чужой кучи, и не сеткой. Что внутри — пять списков в config/blackchannel-common.toml: cacheCommon, cacheUncommon, cacheRare, cacheEpic и cacheLegendary. Строка вида modid:item или modid:item*3-8. Шансы категорий — cacheCommonChance, cacheUncommonChance, cacheRareChance, cacheEpicChance и cacheLegendaryChance в процентах, каждая категория проверяется отдельно: 100, 25, 8, 3 и 1 по умолчанию. Лут ставится в любой сундук или бочку внутри зоны катки, а не только в данжах: если у сундука ещё живая таблица лута, ванильный лут заменяется нашим плюс cacheDungeon; в игроцкий сундук вещи досыпаются в пустые слоты. Тёмной материи, антиматерии и стержня урана в списках нет — допиши id сам, если хочешь.</w:t>
+        <w:t xml:space="preserve">Схроны мод ставит сам, не ближе 150 блоков от чужой кучи, и не сеткой. Сколько их — зависит от размера карты и числа отрядов: 14 штук на карте 1000×1000 с четырьмя отрядами, дальше линейно по стороне карты и по числу отрядов (8 отрядов на 1000 — 28, 4 отряда на 2500 — 35). Крайние значения — от 8 до 56 схронов, точное число видно в /minigame status и в ответе на /minigame size. Что внутри — пять списков в config/blackchannel-common.toml: cacheCommon, cacheUncommon, cacheRare, cacheEpic и cacheLegendary. Строка вида modid:item или modid:item*3-8. Шансы категорий — cacheCommonChance, cacheUncommonChance, cacheRareChance, cacheEpicChance и cacheLegendaryChance в процентах, каждая категория проверяется отдельно: 100, 25, 8, 3 и 1 по умолчанию. Лут ставится в любой сундук или бочку внутри зоны катки, а не только в данжах: если у сундука ещё живая таблица лута, ванильный лут заменяется нашим плюс cacheDungeon; в игроцкий сундук вещи досыпаются в пустые слоты. Тёмной материи, антиматерии и стержня урана в списках нет — допиши id сам, если хочешь.</w:t>
       </w:r>
     </w:p>
     <w:p>
@@ -1872,6 +1880,14 @@
       </w:pPr>
       <w:r>
         <w:t xml:space="preserve">На трети матча всем игрокам приходит пеленг: координаты каждого игрока с погрешностью 10% стороны карты (на 2500 это ±250 блоков). На двух третях матча приходят точные координаты маяков отрядов.</w:t>
+      </w:r>
+    </w:p>
+    <w:p>
+      <w:pPr>
+        <w:pStyle w:val="List"/>
+      </w:pPr>
+      <w:r>
+        <w:t xml:space="preserve">Всё, что мод пишет игроку — в чате, над хотбаром или в ответ на команду — идёт жёлтым, чтобы его не путали с ванильными сообщениями и чужим чатом. Цвет отряда внутри строки остаётся.</w:t>
       </w:r>
     </w:p>
     <w:p>

--- a/docs/cherny-kanal-gajd.docx
+++ b/docs/cherny-kanal-gajd.docx
@@ -1872,6 +1872,14 @@
       </w:pPr>
       <w:r>
         <w:t xml:space="preserve">Когда матч заканчивается (или его останавливают командой), схроны убираются из мира: от них остаётся только каменистая земля. Поставленные игроками сундуки не трогаются.</w:t>
+      </w:r>
+    </w:p>
+    <w:p>
+      <w:pPr>
+        <w:pStyle w:val="List"/>
+      </w:pPr>
+      <w:r>
+        <w:t xml:space="preserve">Оператор может поставить схрон вручную: /minigame cache. Сундук появляется открыто на земле в 2–6 блоках от игрока, лицом к нему, с лутом по всем категориям и шансам из конфига. Если катка идёт, схрон попадёт в общую уборку после матча; если нет — останется в мире.</w:t>
       </w:r>
     </w:p>
     <w:p>

--- a/docs/cherny-kanal-gajd.docx
+++ b/docs/cherny-kanal-gajd.docx
@@ -1863,7 +1863,47 @@
         <w:pStyle w:val="List"/>
       </w:pPr>
       <w:r>
-        <w:t xml:space="preserve">Схроны мод ставит сам, не ближе 150 блоков от чужой кучи, и не сеткой. Сколько их — зависит от размера карты и числа отрядов: 14 штук на карте 1000×1000 с четырьмя отрядами, дальше линейно по стороне карты и по числу отрядов (8 отрядов на 1000 — 28, 4 отряда на 2500 — 35). Крайние значения — от 8 до 56 схронов, точное число видно в /minigame status и в ответе на /minigame size. Что внутри — пять списков в config/blackchannel-common.toml: cacheCommon, cacheUncommon, cacheRare, cacheEpic и cacheLegendary. Строка вида modid:item или modid:item*3-8. Шансы категорий — cacheCommonChance, cacheUncommonChance, cacheRareChance, cacheEpicChance и cacheLegendaryChance в процентах, каждая категория проверяется отдельно: 100, 25, 8, 3 и 1 по умолчанию. Лут ставится в любой сундук или бочку внутри зоны катки, а не только в данжах: если у сундука ещё живая таблица лута, ванильный лут заменяется нашим плюс cacheDungeon; в игроцкий сундук вещи досыпаются в пустые слоты. Тёмной материи, антиматерии и стержня урана в списках нет — допиши id сам, если хочешь.</w:t>
+        <w:t xml:space="preserve">Схроны мод ставит сам, не ближе 150 блоков от чужой кучи, и не сеткой. Сколько их — зависит от размера карты и числа отрядов: 14 штук на карте 1000×1000 с четырьмя отрядами, дальше линейно по стороне карты и по числу отрядов (8 отрядов на 1000 — 28, 4 отряда на 2500 — 35). Крайние значения — от 8 до 56 схронов, точное число видно в /minigame status и в ответе на /minigame size.</w:t>
+      </w:r>
+    </w:p>
+    <w:p>
+      <w:pPr>
+        <w:pStyle w:val="List"/>
+      </w:pPr>
+      <w:r>
+        <w:t xml:space="preserve">Лут больше не делится на категории с процентами. Есть три пула в config/blackchannel-common.toml — cacheEarly, cacheMid и cacheLate — и в каждом просто список предметов с весами: modid:item*1-3@25. Вес по умолчанию 10, чем больше число, тем чаще предмет. В схрон падает случайное число вещей от cacheItemsMin до cacheItemsMax (3–6 по умолчанию), выбор идёт по весам без повторов, так что две одинаковые вещи в одном сундуке не выпадут.</w:t>
+      </w:r>
+    </w:p>
+    <w:p>
+      <w:pPr>
+        <w:pStyle w:val="List"/>
+      </w:pPr>
+      <w:r>
+        <w:t xml:space="preserve">Пул зависит от времени матча: первую треть работает cacheEarly (пистолеты, патроны, еда, железо, самое простое), вторую — cacheMid (автоматы, броня, взрывчатка, РЭБ, антидот), последнюю — cacheLate (снайперки, пулемёты, РПГ, хазмат, джетпак, рельсотрон, незерит). Время берётся от старта матча и от matchEndTick, поэтому в финале всегда поздний пул.</w:t>
+      </w:r>
+    </w:p>
+    <w:p>
+      <w:pPr>
+        <w:pStyle w:val="List"/>
+      </w:pPr>
+      <w:r>
+        <w:t xml:space="preserve">Аирдропы: при airdropEnabled открытый сундук с верхушкой лута (cacheAirdrop) падает в случайную точку карты — первый через airdropFirstMinute минут, дальше каждые airdropIntervalMinutes. Координаты видят все игроки, звук слышно на всю карту. Сколько вещей в аирдропе — airdropItems.</w:t>
+      </w:r>
+    </w:p>
+    <w:p>
+      <w:pPr>
+        <w:pStyle w:val="List"/>
+      </w:pPr>
+      <w:r>
+        <w:t xml:space="preserve">Радиоактивных изотопов (уран, плутоний, полоний, актиний) в пулах нет: они убивают прямо в руках, и на первом тесте так и вышло. Защита от радиации осталась как лут: хазмат и усиленный хазмат, антидот, йод и дозиметр.</w:t>
+      </w:r>
+    </w:p>
+    <w:p>
+      <w:pPr>
+        <w:pStyle w:val="List"/>
+      </w:pPr>
+      <w:r>
+        <w:t xml:space="preserve">Лут ставится в любой сундук или бочку внутри зоны катки, а не только в данжах: если у сундука ещё живая таблица лута, ванильный лут заменяется нашим плюс cacheDungeon; в игроцкий сундук вещи досыпаются в пустые слоты.</w:t>
       </w:r>
     </w:p>
     <w:p>
@@ -1880,6 +1920,30 @@
       </w:pPr>
       <w:r>
         <w:t xml:space="preserve">Оператор может поставить схрон вручную: /minigame cache. Сундук появляется открыто на земле в 2–6 блоках от игрока, лицом к нему, с лутом по всем категориям и шансам из конфига. Если катка идёт, схрон попадёт в общую уборку после матча; если нет — останется в мире.</w:t>
+      </w:r>
+    </w:p>
+    <w:p>
+      <w:pPr>
+        <w:pStyle w:val="List"/>
+      </w:pPr>
+      <w:r>
+        <w:t xml:space="preserve">Маяк отряда стоит не на поверхности, а в бункере: зал 5×5×3 в семи блоках под базой, вокруг кирпичная коробка, вход — шахта с лестницей и железный люк на земле. Координаты люка отряд получает в чат при высадке. Сверху видно только люк, поэтому чужой маяк не находится глазами с дороги.</w:t>
+      </w:r>
+    </w:p>
+    <w:p>
+      <w:pPr>
+        <w:pStyle w:val="List"/>
+      </w:pPr>
+      <w:r>
+        <w:t xml:space="preserve">Первые beaconShieldSeconds секунд (600 по умолчанию) маяк не ломается: и киркой, и взрывом. Бьющий видит, сколько щита осталось, а отряд получает предупреждение, что маяк ковыряют. Ноль в конфиге выключает щит совсем.</w:t>
+      </w:r>
+    </w:p>
+    <w:p>
+      <w:pPr>
+        <w:pStyle w:val="List"/>
+      </w:pPr>
+      <w:r>
+        <w:t xml:space="preserve">Чужой маяк виден на радаре только в обычном радиусе радара — телефон 52 блока, ноутбук 110, плюс бонус тарелки, и только если у тебя есть устройство с батареей. Раньше метка лепилась на 360 блоков всем без разбора, и базы находились за первые минуты; это исправлено.</w:t>
       </w:r>
     </w:p>
     <w:p>

--- a/docs/cherny-kanal-gajd.docx
+++ b/docs/cherny-kanal-gajd.docx
@@ -927,7 +927,7 @@
         <w:pStyle w:val="List"/>
       </w:pPr>
       <w:r>
-        <w:t xml:space="preserve">IDS — пеленг, когда тебя трейсятят, деанонят, флудят, сажают жучок или снимают след с дрона. Обычный TRACE и так палится примерно в 40% случаев, с IDS — всегда.</w:t>
+        <w:t xml:space="preserve">IDS — пеленг, когда тебя трейсятят, деанонят, флудят или снимают след с дрона. Обычный TRACE и так палится примерно в 40% случаев, с IDS — всегда.</w:t>
       </w:r>
     </w:p>
     <w:p>
@@ -999,22 +999,6 @@
         <w:pStyle w:val="List"/>
       </w:pPr>
       <w:r>
-        <w:t xml:space="preserve">Сканер — ПКМ по себе или по блоку ищет жучок и пишет позывной владельца.</w:t>
-      </w:r>
-    </w:p>
-    <w:p>
-      <w:pPr>
-        <w:pStyle w:val="List"/>
-      </w:pPr>
-      <w:r>
-        <w:t xml:space="preserve">Липкий жучок — шифт+ПКМ по игроку в 5 блоках или по блоку. На игроке живёт 8 минут, не больше 3 жучков. На блоке 10 минут. Координаты видишь ты, пока жучок жив.</w:t>
-      </w:r>
-    </w:p>
-    <w:p>
-      <w:pPr>
-        <w:pStyle w:val="List"/>
-      </w:pPr>
-      <w:r>
         <w:t xml:space="preserve">Образец сигнала — снятый позывной. ПКМ сдаёт награду, если она висит на этот позывной. Шифрованный образец без нулевого дня не сдаётся.</w:t>
       </w:r>
     </w:p>
@@ -1031,7 +1015,7 @@
         <w:pStyle w:val="Normal"/>
       </w:pPr>
       <w:r>
-        <w:t xml:space="preserve">Если в инвентаре есть сканер или IDS, жучок на тебе палится всегда. Иначе только в 18% случаев. Ноутбук раз в 30 секунд снимает образец с ближайшего игрока в 12 блоках, если тот в эфире и образца ещё нет. Если у него VPN, образец приходит шифрованным.</w:t>
+        <w:t xml:space="preserve">Если в инвентаре есть IDS, попытка снять с тебя след палится всегда. Иначе только в 18% случаев. Ноутбук раз в 30 секунд снимает образец с ближайшего игрока в 12 блоках, если тот в эфире и образца ещё нет. Если у него VPN, образец приходит шифрованным.</w:t>
       </w:r>
     </w:p>
     <w:p>
@@ -1143,14 +1127,6 @@
         <w:pStyle w:val="List"/>
       </w:pPr>
       <w:r>
-        <w:t xml:space="preserve">Жучок даёт живые координаты, пока цель в эфире, и последнюю отметку, когда она ушла в темноту.</w:t>
-      </w:r>
-    </w:p>
-    <w:p>
-      <w:pPr>
-        <w:pStyle w:val="List"/>
-      </w:pPr>
-      <w:r>
         <w:t xml:space="preserve">Ложный маяк заставляет чужой радар смотреть не туда.</w:t>
       </w:r>
     </w:p>
@@ -1383,14 +1359,6 @@
         <w:pStyle w:val="List"/>
       </w:pPr>
       <w:r>
-        <w:t xml:space="preserve">Жучок, 2 штуки: слизь, редстоун-самородок-редстоун, слизь.</w:t>
-      </w:r>
-    </w:p>
-    <w:p>
-      <w:pPr>
-        <w:pStyle w:val="List"/>
-      </w:pPr>
-      <w:r>
         <w:t xml:space="preserve">Сканер: редстоун, медь-компас-медь, редстоун.</w:t>
       </w:r>
     </w:p>
@@ -1775,14 +1743,6 @@
         <w:pStyle w:val="List"/>
       </w:pPr>
       <w:r>
-        <w:t xml:space="preserve">Жучок на игроке 8 минут, на блоке 10. Ложный маяк 8 минут. Награда 10 минут.</w:t>
-      </w:r>
-    </w:p>
-    <w:p>
-      <w:pPr>
-        <w:pStyle w:val="List"/>
-      </w:pPr>
-      <w:r>
         <w:t xml:space="preserve">Погрешность TRACE: база traceScatter, обычный VPN ×traceVpnMul, глубокий ×traceVpnDeepMul. Дефолт 500, 1.5 и 2. Старый traceVpnError не читается. Тарелка ужимает, старая отметка добавляет traceStaleError.</w:t>
       </w:r>
     </w:p>
@@ -1879,7 +1839,39 @@
         <w:pStyle w:val="List"/>
       </w:pPr>
       <w:r>
-        <w:t xml:space="preserve">Пул зависит от времени матча: первую треть работает cacheEarly (пистолеты, патроны, еда, железо, самое простое), вторую — cacheMid (автоматы, броня, взрывчатка, РЭБ, антидот), последнюю — cacheLate (снайперки, пулемёты, РПГ, хазмат, джетпак, рельсотрон, незерит). Время берётся от старта матча и от matchEndTick, поэтому в финале всегда поздний пул.</w:t>
+        <w:t xml:space="preserve">Оружие в луте — из TaCZ, а не из SBW. В TaCZ все стволы — один предмет tacz:modern_kinetic_gun, а какой это ствол, написано в NBT, поэтому в конфиге строка выглядит так: tacz:modern_kinetic_gun{GunId=tacz:ak47}@7. Патроны так же: tacz:ammo{AmmoId=tacz:556x45}*20-40@15. Навесное — tacz:attachment{AttachmentId=tacz:scope_acog_ta31}@4. Если у сервера нет TaCZ, эти строки просто не попадут в пул, остальной лут работает как обычно.</w:t>
+      </w:r>
+    </w:p>
+    <w:p>
+      <w:pPr>
+        <w:pStyle w:val="List"/>
+      </w:pPr>
+      <w:r>
+        <w:t xml:space="preserve">Ствол без патронов — кусок металла, поэтому к любому выпавшему оружию TaCZ мод сам добивает стак подходящих патронов (16–32), если их ещё нет в наборе: ак47 получает 7.62×39, M4 — 5.56×45, AWP — .338, дробовики — 12 калибр.</w:t>
+      </w:r>
+    </w:p>
+    <w:p>
+      <w:pPr>
+        <w:pStyle w:val="List"/>
+      </w:pPr>
+      <w:r>
+        <w:t xml:space="preserve">Почему оружие в схронах ценнее всего остального: обычным верстаком стволы TaCZ не крафтятся вообще, в игре их берут только из лута (или у убитого). Патроны крафтятся на верстаке оружейника tacz:gun_smith_table — 10 меди и 2 пороха на 50 патронов 9 мм, поэтому в раннем пуле лежат медь, порох и уголь: схрон закрывает разрыв между «ствол нашёл» и «есть чем стрелять».</w:t>
+      </w:r>
+    </w:p>
+    <w:p>
+      <w:pPr>
+        <w:pStyle w:val="List"/>
+      </w:pPr>
+      <w:r>
+        <w:t xml:space="preserve">Дешёвые крафты мода из пулов убраны: батарейка, трекер-логгер, телефон, IDS, аплинк и тарелка крафтятся из меди и редстоуна за минуту, поэтому в схронах они были балластом. В луте осталось то, что либо не крафтится, либо стоит реальных ресурсов: deep_vpn, satellite_firmware, баллистическая броня и оптика.</w:t>
+      </w:r>
+    </w:p>
+    <w:p>
+      <w:pPr>
+        <w:pStyle w:val="List"/>
+      </w:pPr>
+      <w:r>
+        <w:t xml:space="preserve">Пул зависит от времени матча: первую треть работает cacheEarly (пистолеты и дробовики TaCZ, патроны, прицелы, еда, железо), вторую — cacheMid (автоматы и ПП TaCZ, броня, взрывчатка, РЭБ, антидот), последнюю — cacheLate (снайперки, пулемёты, РПГ, хазмат, джетпак, рельсотрон, незерит). Время берётся от старта матча и от matchEndTick, поэтому в финале всегда поздний пул.</w:t>
       </w:r>
     </w:p>
     <w:p>
@@ -1911,7 +1903,15 @@
         <w:pStyle w:val="List"/>
       </w:pPr>
       <w:r>
-        <w:t xml:space="preserve">Когда матч заканчивается (или его останавливают командой), схроны убираются из мира: от них остаётся только каменистая земля. Поставленные игроками сундуки не трогаются.</w:t>
+        <w:t xml:space="preserve">Когда матч заканчивается (или его останавливают командой), схроны убираются из мира: сундук очищается, заменяется каменистой землёй, а выпавшие из него вещи удаляются в радиусе шести блоков — на земле не остаётся ничего. Поставленные игроками сундуки не трогаются.</w:t>
+      </w:r>
+    </w:p>
+    <w:p>
+      <w:pPr>
+        <w:pStyle w:val="List"/>
+      </w:pPr>
+      <w:r>
+        <w:t xml:space="preserve">Бункеры после матча тоже засыпаются: зал, шахта и люк заменяются землёй, дырок в поле не остаётся. Базы высаживаются только на суше: если точка попала в океан, мод ищет сухую площадку 7×7 без воды и лавы в радиусе до 128 блоков.</w:t>
       </w:r>
     </w:p>
     <w:p>
@@ -1927,7 +1927,7 @@
         <w:pStyle w:val="List"/>
       </w:pPr>
       <w:r>
-        <w:t xml:space="preserve">Маяк отряда стоит не на поверхности, а в бункере: зал 5×5×3 в семи блоках под базой, вокруг кирпичная коробка, вход — шахта с лестницей и железный люк на земле. Координаты люка отряд получает в чат при высадке. Сверху видно только люк, поэтому чужой маяк не находится глазами с дороги.</w:t>
+        <w:t xml:space="preserve">Маяк отряда стоит не на поверхности, а в бункере: зал 5×5×3 в семи блоках под базой, вокруг кирпичная коробка, вход — шахта с лестницей и деревянный люк на земле. Координаты люка отряд получает в чат при высадке. Сверху видно только люк, поэтому чужой маяк не находится глазами с дороги.</w:t>
       </w:r>
     </w:p>
     <w:p>
@@ -1944,6 +1944,14 @@
       </w:pPr>
       <w:r>
         <w:t xml:space="preserve">Чужой маяк виден на радаре только в обычном радиусе радара — телефон 52 блока, ноутбук 110, плюс бонус тарелки, и только если у тебя есть устройство с батареей. Раньше метка лепилась на 360 блоков всем без разбора, и базы находились за первые минуты; это исправлено.</w:t>
+      </w:r>
+    </w:p>
+    <w:p>
+      <w:pPr>
+        <w:pStyle w:val="List"/>
+      </w:pPr>
+      <w:r>
+        <w:t xml:space="preserve">Сверху висит полоса этапа: «Средний этап · до смены этапа 12:40» с полоской прогресса. Цвет меняется по волнам — зелёный, жёлтый, красный, в финале фиолетовый, так что видно, когда сменится лут в схронах.</w:t>
       </w:r>
     </w:p>
     <w:p>

--- a/docs/cherny-kanal-gajd.docx
+++ b/docs/cherny-kanal-gajd.docx
@@ -271,7 +271,7 @@
         <w:pStyle w:val="Normal"/>
       </w:pPr>
       <w:r>
-        <w:t xml:space="preserve">Телефон видит игроков на 52 блока, ноутбук на 110. Берётся большее, они не складываются. Два телефона, два ноутбука или пять тарелок дальность не умножают. Своя или отрядная тарелка добавляет dishRadarBonus, по умолчанию 80, и один раз, если тарелка ближе 128 блоков. Чужая тарелка дальность не растит. Радары Ballistix на карте видны как чужие станции, их дальность к твоей не прибавляется. Стойки, тарелки, глушилки, клетки, рации EW и радары Ballistix видны дальше: structureRadar 360 с ноутбука, 180 с телефона. Игроков это не удлиняет. Глушилка и клетка гасят стойку внутри сферы: нет канала, нет чекана. Разряженная батарея гасит и твой радар, и твою отметку.</w:t>
+        <w:t xml:space="preserve">Радар ловит игроков только при живой сети: стойка-аплинк в 72 блоках, своя тарелка или спутник. Без аплинка телефон видит только чужие узлы и постройки — то есть радар без сети бесполезен, как и должно быть. Ключ radarNeedsUplink, по умолчанию true. Дальше: телефон видит игроков на 52 блока, ноутбук на 110. Берётся большее, они не складываются. Два телефона, два ноутбука или пять тарелок дальность не умножают. Своя или отрядная тарелка добавляет dishRadarBonus, по умолчанию 80, и один раз, если тарелка ближе 128 блоков. Чужая тарелка дальность не растит. Радары Ballistix на карте видны как чужие станции, их дальность к твоей не прибавляется. Стойки, тарелки, глушилки, клетки, рации EW и радары Ballistix видны дальше: structureRadar 360 с ноутбука, 180 с телефона. Игроков это не удлиняет. Глушилка и клетка гасят стойку внутри сферы: нет канала, нет чекана. Разряженная батарея гасит и твой радар, и твою отметку.</w:t>
       </w:r>
     </w:p>
     <w:p>
@@ -1823,6 +1823,14 @@
         <w:pStyle w:val="List"/>
       </w:pPr>
       <w:r>
+        <w:t xml:space="preserve">Схроны появляются волнами и не все сразу: на старте ставится 55% от расчётного числа, на смене на средний этап добавляется 30%, на позднем — остаток. Каждая смена волны приходит в чат сообщением с числом новых схронов, а лут в новых сундуках уже из новой волны — так что искать их имеет смысл заново.</w:t>
+      </w:r>
+    </w:p>
+    <w:p>
+      <w:pPr>
+        <w:pStyle w:val="List"/>
+      </w:pPr>
+      <w:r>
         <w:t xml:space="preserve">Схроны мод ставит сам, не ближе 150 блоков от чужой кучи, и не сеткой. Сколько их — зависит от размера карты и числа отрядов: 14 штук на карте 1000×1000 с четырьмя отрядами, дальше линейно по стороне карты и по числу отрядов (8 отрядов на 1000 — 28, 4 отряда на 2500 — 35). Крайние значения — от 8 до 56 схронов, точное число видно в /minigame status и в ответе на /minigame size.</w:t>
       </w:r>
     </w:p>
@@ -1848,6 +1856,22 @@
       </w:pPr>
       <w:r>
         <w:t xml:space="preserve">Ствол без патронов — кусок металла, поэтому к любому выпавшему оружию TaCZ мод сам добивает стак подходящих патронов (16–32), если их ещё нет в наборе: ак47 получает 7.62×39, M4 — 5.56×45, AWP — .338, дробовики — 12 калибр.</w:t>
+      </w:r>
+    </w:p>
+    <w:p>
+      <w:pPr>
+        <w:pStyle w:val="List"/>
+      </w:pPr>
+      <w:r>
+        <w:t xml:space="preserve">Экономика посчитана по рецептам всех модов, а не на глаз: скрипт docs/loot_stats.py разворачивает 2 100 рецептов до сырья и сравнивает с тем, что дают схроны. На катку 8 игроков нужно около 420 меди, 170 железа, 170 пороха и 200 редстоуна, а схроны дают 62%, 76%, 59% и 72% — остальное добывается киркой. Это и есть планомерная часть: схроны снимают нужду, но не отменяют копание.</w:t>
+      </w:r>
+    </w:p>
+    <w:p>
+      <w:pPr>
+        <w:pStyle w:val="List"/>
+      </w:pPr>
+      <w:r>
+        <w:t xml:space="preserve">Патроны — главный расходник. На катку 8 игроков нужно около 2 750 патронов, схроны и добивка к стволам дают примерно 1 570 (57%), остальное крафтится на столе оружейника: 10 меди и 2 пороха за 50 патронов 9 мм. Поэтому в пулах в первую очередь лежат патроны, медь, порох и железо, а не «редкие» безделушки.</w:t>
       </w:r>
     </w:p>
     <w:p>

--- a/docs/cherny-kanal-gajd.docx
+++ b/docs/cherny-kanal-gajd.docx
@@ -1879,7 +1879,31 @@
         <w:pStyle w:val="List"/>
       </w:pPr>
       <w:r>
-        <w:t xml:space="preserve">Почему оружие в схронах ценнее всего остального: обычным верстаком стволы TaCZ не крафтятся вообще, в игре их берут только из лута (или у убитого). Патроны крафтятся на верстаке оружейника tacz:gun_smith_table — 10 меди и 2 пороха на 50 патронов 9 мм, поэтому в раннем пуле лежат медь, порох и уголь: схрон закрывает разрыв между «ствол нашёл» и «есть чем стрелять».</w:t>
+        <w:t xml:space="preserve">Стволы TaCZ крафтятся на столе оружейника, и цена у них совсем разная: пистолет — 16 железа, АК-47 или M4 — 38 железа и 6 лазурита, AWP — 200 железа, 50 золота и 10 алмазов, пулемёт M107 — 320 железа, 64 золота, 18 алмазов и 3 незерита. Час шахты даёт примерно 45 железа, поэтому за катку своими руками реально собрать пистолет или автомат, но не снайперку. Лут в схронах это не отменяет, а экономит время: ствол из схрона — это 40–60 минут шахты, которых у тебя не было.</w:t>
+      </w:r>
+    </w:p>
+    <w:p>
+      <w:pPr>
+        <w:pStyle w:val="List"/>
+      </w:pPr>
+      <w:r>
+        <w:t xml:space="preserve">Патроны крафтятся на том же столе: 10 меди и 2 пороха на 50 патронов 9 мм, 15 меди и 3 пороха на 45 патронов 5.56. Порох при этом не обязательно ждать с криперов: TaCZ добавляет рецепт «кремень + 2 сахара + 3 угля = 3 пороха», а сталь Electrodynamics делается прокалкой железа в плавильне один к одному. Поэтому медь и порох в раннем пуле — не украшение, а ровно то, что уходит на боезапас.</w:t>
+      </w:r>
+    </w:p>
+    <w:p>
+      <w:pPr>
+        <w:pStyle w:val="List"/>
+      </w:pPr>
+      <w:r>
+        <w:t xml:space="preserve">Ядерный заряд Ballistix в игре существует и крафтится по-настоящему: руда урана → хим. экстрактор → жёлтый кек → ядерный бойлер → гексафторид урана → газ. центрифуга → U-235 → топливный стержень HEUO2 → плюс 4 термобарических заряда и 4 базовые схемы. В сырье это порядка 340 пороха, 150 серной пыли, 64 гнилой плоти и 8 вёдер лавы, не считая трёх ядерных машин и энергосети. В часовую катку это не влезает: это проект на 4–8 часов промышленной игры, и в луте его поэтому нет.</w:t>
+      </w:r>
+    </w:p>
+    <w:p>
+      <w:pPr>
+        <w:pStyle w:val="List"/>
+      </w:pPr>
+      <w:r>
+        <w:t xml:space="preserve">Лут масштабируется под катку. Значения в конфиге — эталон на 8 игроков и 14 схронов на карте 1000×1000. Дальше мод считает коэффициент: сколько игроков на схрон приходится против эталона, плюс небольшая добавка за размер карты, и домножает число вещей и размер стаков на корень из него. На 16 игроках в 4 отрядах схрон становится в 1.6 раза толще, на 32 игроках на карте 1500 — в 2.7. Верхний предел — lootScaleMax (3 по умолчанию), выключается ключом lootScaling.</w:t>
       </w:r>
     </w:p>
     <w:p>

--- a/docs/cherny-kanal-gajd.docx
+++ b/docs/cherny-kanal-gajd.docx
@@ -1799,6 +1799,14 @@
         <w:pStyle w:val="List"/>
       </w:pPr>
       <w:r>
+        <w:t xml:space="preserve">Рабочая длина катки — полтора-два часа: matchDurationMinutes по умолчанию 90, потом finalDurationMinutes финала. От длины зависит и число схронов: база считается по отрядам и карте, а потом умножается на корень из (минуты / 30). На 90 минут это ×1.73, то есть на карте 1000 с четырьмя отрядами будет 24 схрона вместо 14. Волны этапов, лут и таймер сверху подстраиваются сами: трети матча считаются от matchEndTick.</w:t>
+      </w:r>
+    </w:p>
+    <w:p>
+      <w:pPr>
+        <w:pStyle w:val="List"/>
+      </w:pPr>
+      <w:r>
         <w:t xml:space="preserve">/minigame start — телепорт и стартовый набор: телефон с батареей, элемент, кровать, инструменты, еда. Все переводятся в выживание. Первые pvpFreeSeconds секунд (90 по умолчанию) игроки не могут ранить друг друга: удар по игроку не проходит вовсе. Огонь, падение, лава и мобы бьют всё время. /minigame stop убирает границу и маяки отрядов, мир не стирает.</w:t>
       </w:r>
     </w:p>
@@ -1831,7 +1839,7 @@
         <w:pStyle w:val="List"/>
       </w:pPr>
       <w:r>
-        <w:t xml:space="preserve">Схроны мод ставит сам, не ближе 150 блоков от чужой кучи, и не сеткой. Сколько их — зависит от размера карты и числа отрядов: 14 штук на карте 1000×1000 с четырьмя отрядами, дальше линейно по стороне карты и по числу отрядов (8 отрядов на 1000 — 28, 4 отряда на 2500 — 35). Крайние значения — от 8 до 56 схронов, точное число видно в /minigame status и в ответе на /minigame size.</w:t>
+        <w:t xml:space="preserve">Схроны мод ставит сам, не ближе 150 блоков от чужой кучи, и не сеткой. Сколько их — зависит от размера карты, числа отрядов и длины катки: на 1000×1000 с четырьмя отрядами за 30 минут это 14 штук, за 90 минут — 24, за 120 — 28. Дальше линейно по стороне карты и по числу отрядов (8 отрядов на 1000 за 90 минут — 48, 4 отряда на 2500 — 60, но сверху стоит потолок). Крайние значения — от 8 до 56 схронов, точное число видно в /minigame status и в ответе на /minigame size.</w:t>
       </w:r>
     </w:p>
     <w:p>
@@ -1863,15 +1871,15 @@
         <w:pStyle w:val="List"/>
       </w:pPr>
       <w:r>
-        <w:t xml:space="preserve">Экономика посчитана по рецептам всех модов, а не на глаз: скрипт docs/loot_stats.py разворачивает 2 100 рецептов до сырья и сравнивает с тем, что дают схроны. На катку 8 игроков нужно около 420 меди, 170 железа, 170 пороха и 200 редстоуна, а схроны дают 62%, 76%, 59% и 72% — остальное добывается киркой. Это и есть планомерная часть: схроны снимают нужду, но не отменяют копание.</w:t>
-      </w:r>
-    </w:p>
-    <w:p>
-      <w:pPr>
-        <w:pStyle w:val="List"/>
-      </w:pPr>
-      <w:r>
-        <w:t xml:space="preserve">Патроны — главный расходник. На катку 8 игроков нужно около 2 750 патронов, схроны и добивка к стволам дают примерно 1 570 (57%), остальное крафтится на столе оружейника: 10 меди и 2 пороха за 50 патронов 9 мм. Поэтому в пулах в первую очередь лежат патроны, медь, порох и железо, а не «редкие» безделушки.</w:t>
+        <w:t xml:space="preserve">Экономика посчитана по рецептам всех модов, а не на глаз: скрипт docs/loot_stats.py разворачивает 2 100 рецептов до сырья и сравнивает с тем, что дают схроны. На катку 90 минут и 8 игроков нужно около 320 меди, 170 железа, 150 пороха и 200 редстоуна, а схроны дают 77%, 80%, 74% и 84% — остальное добывается киркой. Это и есть планомерная часть: схроны снимают нужду, но не отменяют копание.</w:t>
+      </w:r>
+    </w:p>
+    <w:p>
+      <w:pPr>
+        <w:pStyle w:val="List"/>
+      </w:pPr>
+      <w:r>
+        <w:t xml:space="preserve">Патроны — главный расходник. На катку 90 минут и 8 игроков нужно около 2 750 патронов, схроны и добивка к стволам дают примерно 1 870 (68%), остальное крафтится на столе оружейника: 10 меди и 2 пороха за 50 патронов 9 мм. Поэтому в пулах в первую очередь лежат патроны, медь, порох и железо, а не «редкие» безделушки.</w:t>
       </w:r>
     </w:p>
     <w:p>
@@ -1888,6 +1896,38 @@
       </w:pPr>
       <w:r>
         <w:t xml:space="preserve">Патроны крафтятся на том же столе: 10 меди и 2 пороха на 50 патронов 9 мм, 15 меди и 3 пороха на 45 патронов 5.56. Порох при этом не обязательно ждать с криперов: TaCZ добавляет рецепт «кремень + 2 сахара + 3 угля = 3 пороха», а сталь Electrodynamics делается прокалкой железа в плавильне один к одному. Поэтому медь и порох в раннем пуле — не украшение, а ровно то, что уходит на боезапас.</w:t>
+      </w:r>
+    </w:p>
+    <w:p>
+      <w:pPr>
+        <w:pStyle w:val="List"/>
+      </w:pPr>
+      <w:r>
+        <w:t xml:space="preserve">Ракеты в Ballistix: в руках ракетница (ballistix:rocketlauncher) пускает ракеты первого тира с любой боеголовкой первого тира — это 2 стали, схема, стекло и кнопка, плюс 5 железа и порох на ракету. Пусковая установка VLS — ракеты только первого тира, 17 железа. Полноценная шахта — платформа, рама и пульт (каждый в трёх тирах, тир 2 даёт ракеты и боеголовки второго тира и дальность до 10 000 блоков), ей обязательно нужна энергия.</w:t>
+      </w:r>
+    </w:p>
+    <w:p>
+      <w:pPr>
+        <w:pStyle w:val="List"/>
+      </w:pPr>
+      <w:r>
+        <w:t xml:space="preserve">Что реально успеть за катку 1.5–2 часа: ракетница с тремя ракетами Т1, VLS, три C4, автомат TaCZ, джетпак, ПНВ, композитная броня, дробилка с генератором — да. Ракета Т2 с термобарической боеголовкой и снайперка AWP (200 железа) — только если очень повезёт со схронами. Всё упирается в порох: термобар стоит 86 пороха, а с криперов за катку набегает 30–40.</w:t>
+      </w:r>
+    </w:p>
+    <w:p>
+      <w:pPr>
+        <w:pStyle w:val="List"/>
+      </w:pPr>
+      <w:r>
+        <w:t xml:space="preserve">В поздней волне схронов попадаются ракеты первого тира (вес небольшой, 1 штука), а в аирдропе — ракета второго тира без боеголовки: сама труба есть, боеголовку всё равно крафтить. Термобарическую боеголовку в лут специально не кладём — это 86 пороха, один такой предмет закрывает четверть всего порохового бюджета катки и обесценивает шахту.</w:t>
+      </w:r>
+    </w:p>
+    <w:p>
+      <w:pPr>
+        <w:pStyle w:val="List"/>
+      </w:pPr>
+      <w:r>
+        <w:t xml:space="preserve">Обойти пороховое горло можно промышленностью: Electrodynamics добавляет рецепт «серная пыль + селитра + уголь = 6 пороха», а сера и селитра — обычные руды (oresulfur, oreniter), которые дробятся в дробилке. С дробилкой и 15 блоками каждой руды термобарическая боеголовка становится вопросом логистики, а не удачи. Поэтому в поздней волне схронов лежат не только стволы, но и медь, железо и порох: это сырьё на такую промышленность.</w:t>
       </w:r>
     </w:p>
     <w:p>
